--- a/Надежность и безопасность ПО/Ответы на вопросы.docx
+++ b/Надежность и безопасность ПО/Ответы на вопросы.docx
@@ -171,7 +171,23 @@
           <w:b/>
           <w:bCs/>
         </w:rPr>
-        <w:t>10. Разработка ПО: макро- и микро- модель перевода.</w:t>
+        <w:t xml:space="preserve">10. Разработка ПО: макро- и </w:t>
+      </w:r>
+      <w:proofErr w:type="gramStart"/>
+      <w:r>
+        <w:rPr>
+          <w:b/>
+          <w:bCs/>
+        </w:rPr>
+        <w:t>микро- модель</w:t>
+      </w:r>
+      <w:proofErr w:type="gramEnd"/>
+      <w:r>
+        <w:rPr>
+          <w:b/>
+          <w:bCs/>
+        </w:rPr>
+        <w:t xml:space="preserve"> перевода.</w:t>
       </w:r>
       <w:r>
         <w:t xml:space="preserve"> Макромодель перевода описывает процесс разработки ПО как совокупность процессов трансляции (перевода) исходной задачи в различные промежуточные решения, пока не будет получен подробный набор машинных команд. Она включает шаги: перевод требований пользователя в цели программы, целей — во внешние спецификации, внешних спецификаций — в детальный проект, описания логики — в предложения языка программирования, а также процессы создания документации, взаимодействия с аппаратурой и базовым ПО, взаимодействия пользователя с программой и её изменения. Микромодель перевода описывает действия </w:t>
@@ -414,9 +430,14 @@
       </w:r>
       <w:proofErr w:type="spellEnd"/>
       <w:r>
-        <w:t xml:space="preserve"> выбора различных входных данных, тогда R = 1 - Σ(</w:t>
-      </w:r>
-      <w:proofErr w:type="spellStart"/>
+        <w:t xml:space="preserve"> выбора различных входных данных, тогда R = 1 - </w:t>
+      </w:r>
+      <w:proofErr w:type="gramStart"/>
+      <w:r>
+        <w:t>Σ(</w:t>
+      </w:r>
+      <w:proofErr w:type="spellStart"/>
+      <w:proofErr w:type="gramEnd"/>
       <w:r>
         <w:t>pi</w:t>
       </w:r>
@@ -461,7 +482,16 @@
         <w:t>16. Жизненный цикл программного продукта. основные понятия и процессы.</w:t>
       </w:r>
       <w:r>
-        <w:t> В материалах явно не описан, но на основе распределения стоимости ПО в жизненном цикле можно выделить, что основные процессы включают разработку, тестирование и сопровождение (устранение ошибок и внесение изменений после установки системы). На долю сопровождения и тестирования приходится почти 75% затрат в течение жизненного цикла.</w:t>
+        <w:t> </w:t>
+      </w:r>
+      <w:r>
+        <w:t>Это последовательность этапов, через которые проходит проект от идеи до завершения и поддержки программного продукта. Такой поэтапный подход помогает структурировать процессы и избежать организационного хаоса.</w:t>
+      </w:r>
+      <w:r>
+        <w:t xml:space="preserve"> В</w:t>
+      </w:r>
+      <w:r>
+        <w:t xml:space="preserve"> жизненном цикле можно выделить, что основные процессы включают разработку, тестирование и сопровождение (устранение ошибок и внесение изменений после установки системы). На долю сопровождения и тестирования приходится почти 75% затрат в течение жизненного цикла.</w:t>
       </w:r>
     </w:p>
     <w:p>
